--- a/word_reports/LP_0320_위치_405_Spandau Ballet_True.docx
+++ b/word_reports/LP_0320_위치_405_Spandau Ballet_True.docx
@@ -4,7 +4,7 @@
   <w:body>
     <w:p>
       <w:pPr>
-        <w:spacing w:after="280"/>
+        <w:spacing w:after="80"/>
       </w:pPr>
       <w:r>
         <w:rPr w:rFonts="맑은 고딕">
@@ -13,94 +13,47 @@
           <w:color w:val="1E3A8A"/>
           <w:sz w:val="30"/>
         </w:rPr>
-        <w:t>[405] Spandau Ballet - True</w:t>
+        <w:t>Spandau Ballet (스판다우 발레단) - True</w:t>
       </w:r>
     </w:p>
     <w:p>
       <w:pPr>
-        <w:spacing w:after="320"/>
+        <w:spacing w:after="240"/>
       </w:pPr>
       <w:r>
         <w:rPr w:rFonts="맑은 고딕">
           <w:rFonts w:ascii="맑은 고딕" w:hAnsi="맑은 고딕" w:eastAsia="맑은 고딕"/>
           <w:b/>
-          <w:sz w:val="20"/>
+          <w:color w:val="4B5563"/>
+          <w:sz w:val="22"/>
         </w:rPr>
-        <w:t>■ 위치 : 405</w:t>
-        <w:br/>
-      </w:r>
-      <w:r>
-        <w:rPr w:rFonts="맑은 고딕">
-          <w:rFonts w:ascii="맑은 고딕" w:hAnsi="맑은 고딕" w:eastAsia="맑은 고딕"/>
-          <w:b/>
-          <w:sz w:val="20"/>
-        </w:rPr>
-        <w:t>■ 아티스트 : Spandau Ballet</w:t>
-        <w:br/>
-      </w:r>
-      <w:r>
-        <w:rPr w:rFonts="맑은 고딕">
-          <w:rFonts w:ascii="맑은 고딕" w:hAnsi="맑은 고딕" w:eastAsia="맑은 고딕"/>
-          <w:b/>
-          <w:sz w:val="20"/>
-        </w:rPr>
-        <w:t>■ 앨범명 : True</w:t>
-        <w:br/>
-      </w:r>
-      <w:r>
-        <w:rPr w:rFonts="맑은 고딕">
-          <w:rFonts w:ascii="맑은 고딕" w:hAnsi="맑은 고딕" w:eastAsia="맑은 고딕"/>
-          <w:b w:val="0"/>
-          <w:sz w:val="20"/>
-        </w:rPr>
-        <w:t>■ 음반 레이블 : Chrysalis</w:t>
-        <w:br/>
-      </w:r>
-      <w:r>
-        <w:rPr w:rFonts="맑은 고딕">
-          <w:rFonts w:ascii="맑은 고딕" w:hAnsi="맑은 고딕" w:eastAsia="맑은 고딕"/>
-          <w:b w:val="0"/>
-          <w:sz w:val="20"/>
-        </w:rPr>
-        <w:t>■ 발매년도 : 1983</w:t>
-        <w:br/>
-      </w:r>
-      <w:r>
-        <w:rPr w:rFonts="맑은 고딕">
-          <w:rFonts w:ascii="맑은 고딕" w:hAnsi="맑은 고딕" w:eastAsia="맑은 고딕"/>
-          <w:b w:val="0"/>
-          <w:sz w:val="20"/>
-        </w:rPr>
-        <w:t>■ 장르 : 뉴웨이브, 블루아이드 솔, 소피스티팝, 신스팝</w:t>
-        <w:br/>
-      </w:r>
-      <w:r>
-        <w:rPr w:rFonts="맑은 고딕">
-          <w:rFonts w:ascii="맑은 고딕" w:hAnsi="맑은 고딕" w:eastAsia="맑은 고딕"/>
-          <w:b w:val="0"/>
-          <w:sz w:val="20"/>
-        </w:rPr>
-        <w:t>■ 주요 수록곡 : 1. Communication</w:t>
-        <w:br/>
+        <w:t>위치 :  405</w:t>
       </w:r>
     </w:p>
     <w:p>
       <w:pPr>
-        <w:spacing w:after="160"/>
+        <w:spacing w:line="324" w:lineRule="auto" w:before="80" w:after="160"/>
       </w:pPr>
       <w:r>
         <w:rPr w:rFonts="맑은 고딕">
           <w:rFonts w:ascii="맑은 고딕" w:hAnsi="맑은 고딕" w:eastAsia="맑은 고딕"/>
           <w:b/>
           <w:color w:val="1F2937"/>
-          <w:sz w:val="24"/>
+          <w:sz w:val="22"/>
         </w:rPr>
-        <w:t>■ 음반 해설 및 감상 가이드</w:t>
+        <w:t xml:space="preserve">[음반 소개] </w:t>
+      </w:r>
+      <w:r>
+        <w:rPr w:rFonts="맑은 고딕">
+          <w:rFonts w:ascii="맑은 고딕" w:hAnsi="맑은 고딕" w:eastAsia="맑은 고딕"/>
+          <w:b w:val="0"/>
+          <w:sz w:val="21"/>
+        </w:rPr>
       </w:r>
     </w:p>
     <w:p>
       <w:pPr>
-        <w:spacing w:line="312" w:lineRule="auto" w:after="120"/>
+        <w:spacing w:line="324" w:lineRule="auto" w:after="120"/>
       </w:pPr>
       <w:r>
         <w:rPr w:rFonts="맑은 고딕">
@@ -108,51 +61,608 @@
           <w:b w:val="0"/>
           <w:sz w:val="21"/>
         </w:rPr>
-        <w:t>스판다우 발레(Spandau Ballet)의 세 번째 스튜디오 앨범인 《True》(1983)는 런던의 언더그라운드 일렉트로닉 댄스 신을 주도하던 이들이 세련된 ‘블루아이드 솔(Blue-Eyed Soul)’과 ‘소피스티팝(Sophisti-pop)’의 정점으로 성숙했음을 알린 명반입니다. 1980년대 초 낭만주의 화풍과 패션을 음악에 이식한 ‘뉴 로맨틱스(New Romantics)’ 운동의 중심에 서 있던 그룹은, 이 음반을 통해 이전의 고전적인 신스팝 스타일을 탈피하고 한층 우아하고 세련된 사운드 구축에 성공하며 전 세계적인 상업적 성취와 음악적 찬사를 동시에 거머쥐었습니다.</w:t>
+        <w:t>1980년대 초 영국 런던의 밤을 수놓았던 뉴 로맨틱(New Romantic) 무브먼트의 절정을 기록한 스판다우 발레의 세 번째 정규작 《True》는, 신스팝의 차가운 질감을 벗겨내고 찬연한 소울의 온기를 덧입힌 불멸의 명반입니다. 바하마의 청량한 공기 속에서 빚어낸 감미로운 선율과 세련된 편곡은 당대 팝 음악이 도달할 수 있었던 가장 우아하고 탐미적인 순간을 여실히 증명합니다. 타이틀곡 'True'를 필두로 앨범 전체를 관통하는 서정성은 반세기에 가까운 세월이 흐른 지금까지도 듣는 이의 심장에 깊은 서정의 파문을 일으킵니다. 시대를 초월한 낭만주의의 미학적 정점을 보여주며, 팝 음악 애호가는 물론 클래식 애호가들에게도 깊은 감동을 선사하는 품격 높은 걸작입니다.</w:t>
       </w:r>
     </w:p>
     <w:p>
       <w:pPr>
-        <w:spacing w:line="312" w:lineRule="auto" w:after="120"/>
+        <w:spacing w:line="324" w:lineRule="auto" w:before="200" w:after="80"/>
       </w:pPr>
+      <w:r>
+        <w:rPr w:rFonts="맑은 고딕">
+          <w:rFonts w:ascii="맑은 고딕" w:hAnsi="맑은 고딕" w:eastAsia="맑은 고딕"/>
+          <w:b/>
+          <w:color w:val="1E3A8A"/>
+          <w:sz w:val="24"/>
+        </w:rPr>
+        <w:t>1. 음반 데이터</w:t>
+      </w:r>
+    </w:p>
+    <w:p>
+      <w:pPr>
+        <w:spacing w:line="324" w:lineRule="auto" w:after="80"/>
+      </w:pPr>
+      <w:r>
+        <w:rPr w:rFonts="맑은 고딕">
+          <w:rFonts w:ascii="맑은 고딕" w:hAnsi="맑은 고딕" w:eastAsia="맑은 고딕"/>
+          <w:b w:val="0"/>
+          <w:color w:val="6B7280"/>
+          <w:sz w:val="21"/>
+        </w:rPr>
+        <w:t xml:space="preserve">· </w:t>
+      </w:r>
+      <w:r>
+        <w:rPr w:rFonts="맑은 고딕">
+          <w:rFonts w:ascii="맑은 고딕" w:hAnsi="맑은 고딕" w:eastAsia="맑은 고딕"/>
+          <w:b/>
+          <w:color w:val="1F2937"/>
+          <w:sz w:val="21"/>
+        </w:rPr>
+        <w:t xml:space="preserve">앨범명: </w:t>
+      </w:r>
       <w:r>
         <w:rPr w:rFonts="맑은 고딕">
           <w:rFonts w:ascii="맑은 고딕" w:hAnsi="맑은 고딕" w:eastAsia="맑은 고딕"/>
           <w:b w:val="0"/>
           <w:sz w:val="21"/>
         </w:rPr>
-        <w:t>본 작의 핵심은 토니 해들리(Tony Hadley)의 풍성하고 감미로운 바리톤 보컬, 게리 켐프(Gary Kemp)의 탁월한 송라이팅, 그리고 스티브 노먼(Steve Norman)의 신의 한 수와도 같은 색소폰 연주가 이루어내는 완벽한 조화에 있습니다. 프로듀서 졸리 앤 스웨인(Jolley &amp; Swain)의 섬세한 지휘 아래, 앨범 전반에는 어쿠스틱과 일렉트릭 악기의 유려한 레이어링이 펼쳐집니다. 초기 앨범들의 차갑고 날카로운 리듬 대신 흑인 소울 음악의 부드러운 그루브와 팝 멜로디를 적극적으로 도입함으로써 당대 브리티시 팝이 표현할 수 있었던 가장 럭셔리하고 낭만적인 순간을 포착해 냈습니다.</w:t>
+        <w:t>True</w:t>
       </w:r>
     </w:p>
     <w:p>
       <w:pPr>
-        <w:spacing w:line="312" w:lineRule="auto" w:after="120"/>
+        <w:spacing w:line="324" w:lineRule="auto" w:after="80"/>
       </w:pPr>
+      <w:r>
+        <w:rPr w:rFonts="맑은 고딕">
+          <w:rFonts w:ascii="맑은 고딕" w:hAnsi="맑은 고딕" w:eastAsia="맑은 고딕"/>
+          <w:b w:val="0"/>
+          <w:color w:val="6B7280"/>
+          <w:sz w:val="21"/>
+        </w:rPr>
+        <w:t xml:space="preserve">· </w:t>
+      </w:r>
+      <w:r>
+        <w:rPr w:rFonts="맑은 고딕">
+          <w:rFonts w:ascii="맑은 고딕" w:hAnsi="맑은 고딕" w:eastAsia="맑은 고딕"/>
+          <w:b/>
+          <w:color w:val="1F2937"/>
+          <w:sz w:val="21"/>
+        </w:rPr>
+        <w:t xml:space="preserve">아티스트: </w:t>
+      </w:r>
       <w:r>
         <w:rPr w:rFonts="맑은 고딕">
           <w:rFonts w:ascii="맑은 고딕" w:hAnsi="맑은 고딕" w:eastAsia="맑은 고딕"/>
           <w:b w:val="0"/>
           <w:sz w:val="21"/>
         </w:rPr>
-        <w:t>앨범의 포문을 열어주는 "Communication"과 "Lifeline"은 펑키한 베이스 라인과 감각적인 리듬으로 앨범 전체의 경쾌한 생동감을 부여하며, 드라마틱한 구성과 매혹적인 멜로디가 돋보이는 "Gold"는 그룹의 화려한 에너지를 여실히 보여줍니다. 무엇보다 앨범의 하이라이트이자 불후의 명곡인 타이틀곡 "True"는 R&amp;B 전설 마빈 게이(Marvin Gaye)에 대한 헌정의 의미를 담은 곡으로, 따뜻한 아날로그 키보드 패드와 오프닝 코러스, 그리고 스티브 노먼의 전설적인 색소폰 솔로가 어우러져 세대를 초월한 서정성을 선사합니다.</w:t>
+        <w:t>Spandau Ballet (스판다우 발레단)</w:t>
       </w:r>
     </w:p>
     <w:p>
       <w:pPr>
-        <w:spacing w:line="312" w:lineRule="auto" w:after="120"/>
+        <w:spacing w:line="324" w:lineRule="auto" w:after="80"/>
       </w:pPr>
+      <w:r>
+        <w:rPr w:rFonts="맑은 고딕">
+          <w:rFonts w:ascii="맑은 고딕" w:hAnsi="맑은 고딕" w:eastAsia="맑은 고딕"/>
+          <w:b w:val="0"/>
+          <w:color w:val="6B7280"/>
+          <w:sz w:val="21"/>
+        </w:rPr>
+        <w:t xml:space="preserve">· </w:t>
+      </w:r>
+      <w:r>
+        <w:rPr w:rFonts="맑은 고딕">
+          <w:rFonts w:ascii="맑은 고딕" w:hAnsi="맑은 고딕" w:eastAsia="맑은 고딕"/>
+          <w:b/>
+          <w:color w:val="1F2937"/>
+          <w:sz w:val="21"/>
+        </w:rPr>
+        <w:t xml:space="preserve">발매 정보: </w:t>
+      </w:r>
       <w:r>
         <w:rPr w:rFonts="맑은 고딕">
           <w:rFonts w:ascii="맑은 고딕" w:hAnsi="맑은 고딕" w:eastAsia="맑은 고딕"/>
           <w:b w:val="0"/>
           <w:sz w:val="21"/>
         </w:rPr>
-        <w:t>《True》는 80년대 '2차 브리티시 인베이전(Second British Invasion)'을 견인한 고전이자, 팝 음악사에서 가장 완성도 높은 멜로우 사운드를 담아낸 음반 중 하나로 평가받습니다. 특히 LP의 아날로그 소리골을 통해 감상할 때 느껴지는 섬세한 공간감과 입체적인 믹싱, 그리고 따스한 음색은 80년대 뉴 로맨티시즘이 남긴 최고의 유산을 가장 완벽한 형태로 경험하게 해 줍니다.</w:t>
+        <w:t>1983년 3월 크리설리스 레코드(Chrysalis Records)를 통해 발매되었으며, 전설적인 프로듀서 듀오 트레버 혼(Trevor Horn) 사단의 영향을 받은 토니 스웨인(Tony Swain)과 스티브 졸리(Steve Jolley)가 프로듀싱을 맡아 바하마 나소의 컴퍼스 포인트 스튜디오에서 정교하게 완성되었습니다.</w:t>
+      </w:r>
+    </w:p>
+    <w:p>
+      <w:pPr>
+        <w:spacing w:line="324" w:lineRule="auto" w:after="80"/>
+      </w:pPr>
+      <w:r>
+        <w:rPr w:rFonts="맑은 고딕">
+          <w:rFonts w:ascii="맑은 고딕" w:hAnsi="맑은 고딕" w:eastAsia="맑은 고딕"/>
+          <w:b w:val="0"/>
+          <w:color w:val="6B7280"/>
+          <w:sz w:val="21"/>
+        </w:rPr>
+        <w:t xml:space="preserve">· </w:t>
+      </w:r>
+      <w:r>
+        <w:rPr w:rFonts="맑은 고딕">
+          <w:rFonts w:ascii="맑은 고딕" w:hAnsi="맑은 고딕" w:eastAsia="맑은 고딕"/>
+          <w:b/>
+          <w:color w:val="1F2937"/>
+          <w:sz w:val="21"/>
+        </w:rPr>
+        <w:t xml:space="preserve">LP 인기도(판매량): </w:t>
+      </w:r>
+      <w:r>
+        <w:rPr w:rFonts="맑은 고딕">
+          <w:rFonts w:ascii="맑은 고딕" w:hAnsi="맑은 고딕" w:eastAsia="맑은 고딕"/>
+          <w:b w:val="0"/>
+          <w:sz w:val="21"/>
+        </w:rPr>
+        <w:t>발매 직후 영국 앨범 차트(UK Albums Chart) 1위에 등극하였으며, 미국 빌보드 200 차트 19위에 오르며 전 세계적으로 수백만 장의 판매고를 기록, 밴드에게 세계적인 명성과 거대한 상업적 성공을 동시에 안겨주었습니다.</w:t>
+      </w:r>
+    </w:p>
+    <w:p>
+      <w:pPr>
+        <w:spacing w:line="324" w:lineRule="auto" w:after="80"/>
+      </w:pPr>
+      <w:r>
+        <w:rPr w:rFonts="맑은 고딕">
+          <w:rFonts w:ascii="맑은 고딕" w:hAnsi="맑은 고딕" w:eastAsia="맑은 고딕"/>
+          <w:b w:val="0"/>
+          <w:color w:val="6B7280"/>
+          <w:sz w:val="21"/>
+        </w:rPr>
+        <w:t xml:space="preserve">· </w:t>
+      </w:r>
+      <w:r>
+        <w:rPr w:rFonts="맑은 고딕">
+          <w:rFonts w:ascii="맑은 고딕" w:hAnsi="맑은 고딕" w:eastAsia="맑은 고딕"/>
+          <w:b/>
+          <w:color w:val="1F2937"/>
+          <w:sz w:val="21"/>
+        </w:rPr>
+        <w:t xml:space="preserve">각종 수상경력: </w:t>
+      </w:r>
+      <w:r>
+        <w:rPr w:rFonts="맑은 고딕">
+          <w:rFonts w:ascii="맑은 고딕" w:hAnsi="맑은 고딕" w:eastAsia="맑은 고딕"/>
+          <w:b w:val="0"/>
+          <w:sz w:val="21"/>
+        </w:rPr>
+        <w:t>1984년 브릿 어워즈(Brit Awards) 최우수 영국 그룹 부문 노미네이트 및 작곡가 게리 켐프(Gary Kemp)의 아이버 노벨로 어워즈(Ivor Novello Awards) 수상 등 당대 평단과 음악계의 최고 권위 기관들로부터 작품성과 대중성을 동시에 공인받았습니다.</w:t>
+      </w:r>
+    </w:p>
+    <w:p>
+      <w:pPr>
+        <w:spacing w:line="324" w:lineRule="auto" w:before="200" w:after="80"/>
+      </w:pPr>
+      <w:r>
+        <w:rPr w:rFonts="맑은 고딕">
+          <w:rFonts w:ascii="맑은 고딕" w:hAnsi="맑은 고딕" w:eastAsia="맑은 고딕"/>
+          <w:b/>
+          <w:color w:val="1E3A8A"/>
+          <w:sz w:val="24"/>
+        </w:rPr>
+        <w:t>2. 아티스트 정보</w:t>
+      </w:r>
+    </w:p>
+    <w:p>
+      <w:pPr>
+        <w:spacing w:line="324" w:lineRule="auto" w:after="80"/>
+      </w:pPr>
+      <w:r>
+        <w:rPr w:rFonts="맑은 고딕">
+          <w:rFonts w:ascii="맑은 고딕" w:hAnsi="맑은 고딕" w:eastAsia="맑은 고딕"/>
+          <w:b w:val="0"/>
+          <w:color w:val="6B7280"/>
+          <w:sz w:val="21"/>
+        </w:rPr>
+        <w:t xml:space="preserve">· </w:t>
+      </w:r>
+      <w:r>
+        <w:rPr w:rFonts="맑은 고딕">
+          <w:rFonts w:ascii="맑은 고딕" w:hAnsi="맑은 고딕" w:eastAsia="맑은 고딕"/>
+          <w:b/>
+          <w:color w:val="1F2937"/>
+          <w:sz w:val="21"/>
+        </w:rPr>
+        <w:t xml:space="preserve">국적: </w:t>
+      </w:r>
+      <w:r>
+        <w:rPr w:rFonts="맑은 고딕">
+          <w:rFonts w:ascii="맑은 고딕" w:hAnsi="맑은 고딕" w:eastAsia="맑은 고딕"/>
+          <w:b w:val="0"/>
+          <w:sz w:val="21"/>
+        </w:rPr>
+        <w:t>영국 (United Kingdom)</w:t>
+      </w:r>
+    </w:p>
+    <w:p>
+      <w:pPr>
+        <w:spacing w:line="324" w:lineRule="auto" w:after="80"/>
+      </w:pPr>
+      <w:r>
+        <w:rPr w:rFonts="맑은 고딕">
+          <w:rFonts w:ascii="맑은 고딕" w:hAnsi="맑은 고딕" w:eastAsia="맑은 고딕"/>
+          <w:b w:val="0"/>
+          <w:color w:val="6B7280"/>
+          <w:sz w:val="21"/>
+        </w:rPr>
+        <w:t xml:space="preserve">· </w:t>
+      </w:r>
+      <w:r>
+        <w:rPr w:rFonts="맑은 고딕">
+          <w:rFonts w:ascii="맑은 고딕" w:hAnsi="맑은 고딕" w:eastAsia="맑은 고딕"/>
+          <w:b/>
+          <w:color w:val="1F2937"/>
+          <w:sz w:val="21"/>
+        </w:rPr>
+        <w:t xml:space="preserve">생몰년도: </w:t>
+      </w:r>
+      <w:r>
+        <w:rPr w:rFonts="맑은 고딕">
+          <w:rFonts w:ascii="맑은 고딕" w:hAnsi="맑은 고딕" w:eastAsia="맑은 고딕"/>
+          <w:b w:val="0"/>
+          <w:sz w:val="21"/>
+        </w:rPr>
+        <w:t>1979년 결성</w:t>
+      </w:r>
+    </w:p>
+    <w:p>
+      <w:pPr>
+        <w:spacing w:line="324" w:lineRule="auto" w:after="80"/>
+      </w:pPr>
+      <w:r>
+        <w:rPr w:rFonts="맑은 고딕">
+          <w:rFonts w:ascii="맑은 고딕" w:hAnsi="맑은 고딕" w:eastAsia="맑은 고딕"/>
+          <w:b w:val="0"/>
+          <w:color w:val="6B7280"/>
+          <w:sz w:val="21"/>
+        </w:rPr>
+        <w:t xml:space="preserve">· </w:t>
+      </w:r>
+      <w:r>
+        <w:rPr w:rFonts="맑은 고딕">
+          <w:rFonts w:ascii="맑은 고딕" w:hAnsi="맑은 고딕" w:eastAsia="맑은 고딕"/>
+          <w:b/>
+          <w:color w:val="1F2937"/>
+          <w:sz w:val="21"/>
+        </w:rPr>
+        <w:t xml:space="preserve">그룹 소속: </w:t>
+      </w:r>
+      <w:r>
+        <w:rPr w:rFonts="맑은 고딕">
+          <w:rFonts w:ascii="맑은 고딕" w:hAnsi="맑은 고딕" w:eastAsia="맑은 고딕"/>
+          <w:b w:val="0"/>
+          <w:sz w:val="21"/>
+        </w:rPr>
+        <w:t>5인조 팝/록 밴드 (토니 해들리, 게리 켐프, 마틴 켐프, 스티브 노먼, 존 키블)</w:t>
+      </w:r>
+    </w:p>
+    <w:p>
+      <w:pPr>
+        <w:spacing w:line="324" w:lineRule="auto" w:after="80"/>
+      </w:pPr>
+      <w:r>
+        <w:rPr w:rFonts="맑은 고딕">
+          <w:rFonts w:ascii="맑은 고딕" w:hAnsi="맑은 고딕" w:eastAsia="맑은 고딕"/>
+          <w:b w:val="0"/>
+          <w:color w:val="6B7280"/>
+          <w:sz w:val="21"/>
+        </w:rPr>
+        <w:t xml:space="preserve">· </w:t>
+      </w:r>
+      <w:r>
+        <w:rPr w:rFonts="맑은 고딕">
+          <w:rFonts w:ascii="맑은 고딕" w:hAnsi="맑은 고딕" w:eastAsia="맑은 고딕"/>
+          <w:b/>
+          <w:color w:val="1F2937"/>
+          <w:sz w:val="21"/>
+        </w:rPr>
+        <w:t xml:space="preserve">아티스트 소개: </w:t>
+      </w:r>
+      <w:r>
+        <w:rPr w:rFonts="맑은 고딕">
+          <w:rFonts w:ascii="맑은 고딕" w:hAnsi="맑은 고딕" w:eastAsia="맑은 고딕"/>
+          <w:b w:val="0"/>
+          <w:sz w:val="21"/>
+        </w:rPr>
+        <w:t>런던의 전설적인 언더그라운드 클럽 '블리츠(Blitz)'에서 태동하여 80년대 뉴 로맨틱 사조를 이끈 대표 주자입니다. 작곡을 총괄한 게리 켐프의 탁월한 송라이팅과 토니 해들리의 호소력 짙고 기품 있는 보컬을 중심으로, 록과 펑크(Funk), 그리고 화이트 소울을 결합한 독창적인 음악 세계를 구축하며 제2차 브리티시 인베이전의 주역으로 팝 역사에 굵직한 족적을 남겼습니다.</w:t>
+      </w:r>
+    </w:p>
+    <w:p>
+      <w:pPr>
+        <w:spacing w:line="324" w:lineRule="auto" w:before="200" w:after="80"/>
+      </w:pPr>
+      <w:r>
+        <w:rPr w:rFonts="맑은 고딕">
+          <w:rFonts w:ascii="맑은 고딕" w:hAnsi="맑은 고딕" w:eastAsia="맑은 고딕"/>
+          <w:b/>
+          <w:color w:val="1E3A8A"/>
+          <w:sz w:val="24"/>
+        </w:rPr>
+        <w:t>3. 음반 상세 분석</w:t>
+      </w:r>
+    </w:p>
+    <w:p>
+      <w:pPr>
+        <w:spacing w:line="324" w:lineRule="auto" w:after="80"/>
+      </w:pPr>
+      <w:r>
+        <w:rPr w:rFonts="맑은 고딕">
+          <w:rFonts w:ascii="맑은 고딕" w:hAnsi="맑은 고딕" w:eastAsia="맑은 고딕"/>
+          <w:b w:val="0"/>
+          <w:color w:val="6B7280"/>
+          <w:sz w:val="21"/>
+        </w:rPr>
+        <w:t xml:space="preserve">· </w:t>
+      </w:r>
+      <w:r>
+        <w:rPr w:rFonts="맑은 고딕">
+          <w:rFonts w:ascii="맑은 고딕" w:hAnsi="맑은 고딕" w:eastAsia="맑은 고딕"/>
+          <w:b/>
+          <w:color w:val="1F2937"/>
+          <w:sz w:val="21"/>
+        </w:rPr>
+        <w:t xml:space="preserve">역사적 위치: </w:t>
+      </w:r>
+      <w:r>
+        <w:rPr w:rFonts="맑은 고딕">
+          <w:rFonts w:ascii="맑은 고딕" w:hAnsi="맑은 고딕" w:eastAsia="맑은 고딕"/>
+          <w:b w:val="0"/>
+          <w:sz w:val="21"/>
+        </w:rPr>
+        <w:t>초기의 날 선 포스트 펑크와 일렉트로닉 댄스 비트에서 완전히 탈피하여, 모타운과 필리 소울의 자양분을 현대적으로 재해석한 '소피스티팝(Sophisti-pop)'과 '블루아이드 소울(Blue-eyed Soul)'의 결정적 전환점이 된 음반입니다. 대중음악사적으로 신시사이저 사운드와 리얼 어쿠스틱 세션의 완벽한 조화를 이룩해 80년대 브리티시 팝의 미학적 표준을 격상시켰다는 평가를 받습니다.</w:t>
+      </w:r>
+    </w:p>
+    <w:p>
+      <w:pPr>
+        <w:spacing w:line="324" w:lineRule="auto" w:after="80"/>
+      </w:pPr>
+      <w:r>
+        <w:rPr w:rFonts="맑은 고딕">
+          <w:rFonts w:ascii="맑은 고딕" w:hAnsi="맑은 고딕" w:eastAsia="맑은 고딕"/>
+          <w:b w:val="0"/>
+          <w:color w:val="6B7280"/>
+          <w:sz w:val="21"/>
+        </w:rPr>
+        <w:t xml:space="preserve">· </w:t>
+      </w:r>
+      <w:r>
+        <w:rPr w:rFonts="맑은 고딕">
+          <w:rFonts w:ascii="맑은 고딕" w:hAnsi="맑은 고딕" w:eastAsia="맑은 고딕"/>
+          <w:b/>
+          <w:color w:val="1F2937"/>
+          <w:sz w:val="21"/>
+        </w:rPr>
+        <w:t xml:space="preserve">시대의 흔적(스토리텔링): </w:t>
+      </w:r>
+      <w:r>
+        <w:rPr w:rFonts="맑은 고딕">
+          <w:rFonts w:ascii="맑은 고딕" w:hAnsi="맑은 고딕" w:eastAsia="맑은 고딕"/>
+          <w:b w:val="0"/>
+          <w:sz w:val="21"/>
+        </w:rPr>
+        <w:t>대처주의 시대의 사회적 긴장감 속에서 역설적으로 화려한 패션과 낭만을 통해 탈출구를 찾았던 80년대 초반 런던 청년들의 문화적 공기가 오롯이 서려 있습니다. 게리 켐프가 소울의 거장 마빈 게이(Marvin Gaye)에게 바치는 오마주이자 당대의 낭만적 열병을 담아낸 음악들은, 그 시절을 지나온 세대에게는 찬란했던 젊은 날의 노스탤지어를, 현대의 청자에게는 시대를 초월한 아날로그적 로망을 환기합니다.</w:t>
+      </w:r>
+    </w:p>
+    <w:p>
+      <w:pPr>
+        <w:spacing w:line="324" w:lineRule="auto" w:before="200" w:after="80"/>
+      </w:pPr>
+      <w:r>
+        <w:rPr w:rFonts="맑은 고딕">
+          <w:rFonts w:ascii="맑은 고딕" w:hAnsi="맑은 고딕" w:eastAsia="맑은 고딕"/>
+          <w:b/>
+          <w:color w:val="1E3A8A"/>
+          <w:sz w:val="24"/>
+        </w:rPr>
+        <w:t>4. 주요 수록곡 및 감상 제언</w:t>
+      </w:r>
+    </w:p>
+    <w:p>
+      <w:pPr>
+        <w:spacing w:line="324" w:lineRule="auto" w:after="80"/>
+      </w:pPr>
+      <w:r>
+        <w:rPr w:rFonts="맑은 고딕">
+          <w:rFonts w:ascii="맑은 고딕" w:hAnsi="맑은 고딕" w:eastAsia="맑은 고딕"/>
+          <w:b w:val="0"/>
+          <w:color w:val="6B7280"/>
+          <w:sz w:val="21"/>
+        </w:rPr>
+        <w:t xml:space="preserve">· </w:t>
+      </w:r>
+      <w:r>
+        <w:rPr w:rFonts="맑은 고딕">
+          <w:rFonts w:ascii="맑은 고딕" w:hAnsi="맑은 고딕" w:eastAsia="맑은 고딕"/>
+          <w:b/>
+          <w:color w:val="1F2937"/>
+          <w:sz w:val="21"/>
+        </w:rPr>
+        <w:t xml:space="preserve">주요 수록곡 특징: </w:t>
+      </w:r>
+      <w:r>
+        <w:rPr w:rFonts="맑은 고딕">
+          <w:rFonts w:ascii="맑은 고딕" w:hAnsi="맑은 고딕" w:eastAsia="맑은 고딕"/>
+          <w:b w:val="0"/>
+          <w:sz w:val="21"/>
+        </w:rPr>
+      </w:r>
+    </w:p>
+    <w:p>
+      <w:pPr>
+        <w:spacing w:line="324" w:lineRule="auto" w:after="80"/>
+      </w:pPr>
+      <w:r>
+        <w:rPr w:rFonts="맑은 고딕">
+          <w:rFonts w:ascii="맑은 고딕" w:hAnsi="맑은 고딕" w:eastAsia="맑은 고딕"/>
+          <w:b w:val="0"/>
+          <w:color w:val="6B7280"/>
+          <w:sz w:val="21"/>
+        </w:rPr>
+        <w:t xml:space="preserve">· </w:t>
+      </w:r>
+      <w:r>
+        <w:rPr w:rFonts="맑은 고딕">
+          <w:rFonts w:ascii="맑은 고딕" w:hAnsi="맑은 고딕" w:eastAsia="맑은 고딕"/>
+          <w:b/>
+          <w:color w:val="1F2937"/>
+          <w:sz w:val="21"/>
+        </w:rPr>
+        <w:t xml:space="preserve">'True': </w:t>
+      </w:r>
+      <w:r>
+        <w:rPr w:rFonts="맑은 고딕">
+          <w:rFonts w:ascii="맑은 고딕" w:hAnsi="맑은 고딕" w:eastAsia="맑은 고딕"/>
+          <w:b w:val="0"/>
+          <w:sz w:val="21"/>
+        </w:rPr>
+        <w:t>마빈 게이를 향한 헌정이 담긴 곡으로, 감미로운 일렉트릭 피아노 리프와 토니 해들리의 풍성한 바리톤 보컬, 그리고 곡의 후반부를 아름답게 수놓는 스티브 노먼의 서정적인 테너 색소폰 솔로가 압도적인 여운을 남기는 불후의 발라드 명곡입니다.</w:t>
+      </w:r>
+    </w:p>
+    <w:p>
+      <w:pPr>
+        <w:spacing w:line="324" w:lineRule="auto" w:after="80"/>
+      </w:pPr>
+      <w:r>
+        <w:rPr w:rFonts="맑은 고딕">
+          <w:rFonts w:ascii="맑은 고딕" w:hAnsi="맑은 고딕" w:eastAsia="맑은 고딕"/>
+          <w:b w:val="0"/>
+          <w:color w:val="6B7280"/>
+          <w:sz w:val="21"/>
+        </w:rPr>
+        <w:t xml:space="preserve">· </w:t>
+      </w:r>
+      <w:r>
+        <w:rPr w:rFonts="맑은 고딕">
+          <w:rFonts w:ascii="맑은 고딕" w:hAnsi="맑은 고딕" w:eastAsia="맑은 고딕"/>
+          <w:b/>
+          <w:color w:val="1F2937"/>
+          <w:sz w:val="21"/>
+        </w:rPr>
+        <w:t xml:space="preserve">'Gold': </w:t>
+      </w:r>
+      <w:r>
+        <w:rPr w:rFonts="맑은 고딕">
+          <w:rFonts w:ascii="맑은 고딕" w:hAnsi="맑은 고딕" w:eastAsia="맑은 고딕"/>
+          <w:b w:val="0"/>
+          <w:sz w:val="21"/>
+        </w:rPr>
+        <w:t>웅장하고 드라마틱한 혼 섹션과 역동적인 리듬, 승리감에 찬 보컬 멜로디가 어우러져 뉴웨이브 팝의 가장 고양된 순간을 선사하는 찬가입니다.</w:t>
+      </w:r>
+    </w:p>
+    <w:p>
+      <w:pPr>
+        <w:spacing w:line="324" w:lineRule="auto" w:after="80"/>
+      </w:pPr>
+      <w:r>
+        <w:rPr w:rFonts="맑은 고딕">
+          <w:rFonts w:ascii="맑은 고딕" w:hAnsi="맑은 고딕" w:eastAsia="맑은 고딕"/>
+          <w:b w:val="0"/>
+          <w:color w:val="6B7280"/>
+          <w:sz w:val="21"/>
+        </w:rPr>
+        <w:t xml:space="preserve">· </w:t>
+      </w:r>
+      <w:r>
+        <w:rPr w:rFonts="맑은 고딕">
+          <w:rFonts w:ascii="맑은 고딕" w:hAnsi="맑은 고딕" w:eastAsia="맑은 고딕"/>
+          <w:b/>
+          <w:color w:val="1F2937"/>
+          <w:sz w:val="21"/>
+        </w:rPr>
+        <w:t xml:space="preserve">'Lifeline' &amp; 'Communication': </w:t>
+      </w:r>
+      <w:r>
+        <w:rPr w:rFonts="맑은 고딕">
+          <w:rFonts w:ascii="맑은 고딕" w:hAnsi="맑은 고딕" w:eastAsia="맑은 고딕"/>
+          <w:b w:val="0"/>
+          <w:sz w:val="21"/>
+        </w:rPr>
+        <w:t>흑인 음악의 유려한 그루브를 백인의 세련된 감각으로 체화한 펑키한 베이스라인과 어번 팝(Urban Pop)의 정수를 들려줍니다.</w:t>
+      </w:r>
+    </w:p>
+    <w:p>
+      <w:pPr>
+        <w:spacing w:line="324" w:lineRule="auto" w:after="80"/>
+      </w:pPr>
+      <w:r>
+        <w:rPr w:rFonts="맑은 고딕">
+          <w:rFonts w:ascii="맑은 고딕" w:hAnsi="맑은 고딕" w:eastAsia="맑은 고딕"/>
+          <w:b w:val="0"/>
+          <w:color w:val="6B7280"/>
+          <w:sz w:val="21"/>
+        </w:rPr>
+        <w:t xml:space="preserve">· </w:t>
+      </w:r>
+      <w:r>
+        <w:rPr w:rFonts="맑은 고딕">
+          <w:rFonts w:ascii="맑은 고딕" w:hAnsi="맑은 고딕" w:eastAsia="맑은 고딕"/>
+          <w:b/>
+          <w:color w:val="1F2937"/>
+          <w:sz w:val="21"/>
+        </w:rPr>
+        <w:t xml:space="preserve">빈티지 감상 제언: </w:t>
+      </w:r>
+      <w:r>
+        <w:rPr w:rFonts="맑은 고딕">
+          <w:rFonts w:ascii="맑은 고딕" w:hAnsi="맑은 고딕" w:eastAsia="맑은 고딕"/>
+          <w:b w:val="0"/>
+          <w:sz w:val="21"/>
+        </w:rPr>
+        <w:t>현대의 정제된 디지털 음원에서는 결코 느낄 수 없는 바이닐(LP) 특유의 따뜻하고 두터운 중음역대가 진가를 발휘하는 음반입니다. 진공관 앰프를 통해 턴테이블의 바늘이 소리골을 지날 때, 포근하게 퍼져나가는 로즈(Rhodes) 건반의 울림과 공간을 부드럽게 채우는 아날로그 리버브, 그리고 숨결까지 전해지는 색소폰의 질감에 귀를 기울이시면 최상의 음악적 황홀경을 경험하실 수 있습니다.</w:t>
+      </w:r>
+    </w:p>
+    <w:p>
+      <w:pPr>
+        <w:spacing w:line="324" w:lineRule="auto" w:after="80"/>
+      </w:pPr>
+      <w:r>
+        <w:rPr w:rFonts="맑은 고딕">
+          <w:rFonts w:ascii="맑은 고딕" w:hAnsi="맑은 고딕" w:eastAsia="맑은 고딕"/>
+          <w:b w:val="0"/>
+          <w:color w:val="6B7280"/>
+          <w:sz w:val="21"/>
+        </w:rPr>
+        <w:t xml:space="preserve">· </w:t>
+      </w:r>
+      <w:r>
+        <w:rPr w:rFonts="맑은 고딕">
+          <w:rFonts w:ascii="맑은 고딕" w:hAnsi="맑은 고딕" w:eastAsia="맑은 고딕"/>
+          <w:b/>
+          <w:color w:val="1F2937"/>
+          <w:sz w:val="21"/>
+        </w:rPr>
+        <w:t xml:space="preserve">소장 가치: </w:t>
+      </w:r>
+      <w:r>
+        <w:rPr w:rFonts="맑은 고딕">
+          <w:rFonts w:ascii="맑은 고딕" w:hAnsi="맑은 고딕" w:eastAsia="맑은 고딕"/>
+          <w:b w:val="0"/>
+          <w:sz w:val="21"/>
+        </w:rPr>
+        <w:t>80년대 뉴 로맨틱 음악의 영광과 브리티시 팝의 황금기를 단 한 장으로 증명하는 기념비적인 LP입니다. 데이비드 밴딧의 감각적인 오리지널 커버 아트워크와 더불어, 아날로그 녹음 전성기의 숨결이 고스란히 담긴 음향적 완성도 덕분에 모든 팝/클래식 바이닐 컬렉터의 서랍에 반드시 자리해야 할 필청 소장반입니다.</w:t>
+      </w:r>
+    </w:p>
+    <w:p>
+      <w:pPr>
+        <w:spacing w:line="324" w:lineRule="auto" w:after="120" w:before="160"/>
+      </w:pPr>
+      <w:r>
+        <w:rPr w:rFonts="맑은 고딕">
+          <w:rFonts w:ascii="맑은 고딕" w:hAnsi="맑은 고딕" w:eastAsia="맑은 고딕"/>
+          <w:b/>
+          <w:color w:val="4338CA"/>
+          <w:sz w:val="21"/>
+        </w:rPr>
+        <w:t>이 음반을 통해 아날로그 바늘 끝에서 피어나는 찬란한 80년대의 낭만과 우수가 전해주는 감동을 다시 한번 경험해 보시는 것은 어떨까요?</w:t>
       </w:r>
     </w:p>
     <w:sectPr>
       <w:pgSz w:w="12240" w:h="15840"/>
-      <w:pgMar w:top="1440" w:right="1440" w:bottom="1440" w:left="1440" w:header="720" w:footer="720" w:gutter="0"/>
+      <w:pgMar w:top="1152" w:right="1296" w:bottom="1152" w:left="1296" w:header="720" w:footer="720" w:gutter="0"/>
       <w:cols w:space="720"/>
       <w:docGrid w:linePitch="360"/>
     </w:sectPr>

--- a/word_reports/LP_0320_위치_405_Spandau Ballet_True.docx
+++ b/word_reports/LP_0320_위치_405_Spandau Ballet_True.docx
@@ -32,7 +32,7 @@
     </w:p>
     <w:p>
       <w:pPr>
-        <w:spacing w:line="324" w:lineRule="auto" w:before="80" w:after="160"/>
+        <w:spacing w:line="324" w:lineRule="auto" w:before="80" w:after="120"/>
       </w:pPr>
       <w:r>
         <w:rPr w:rFonts="맑은 고딕">
@@ -42,13 +42,6 @@
           <w:sz w:val="22"/>
         </w:rPr>
         <w:t xml:space="preserve">[음반 소개] </w:t>
-      </w:r>
-      <w:r>
-        <w:rPr w:rFonts="맑은 고딕">
-          <w:rFonts w:ascii="맑은 고딕" w:hAnsi="맑은 고딕" w:eastAsia="맑은 고딕"/>
-          <w:b w:val="0"/>
-          <w:sz w:val="21"/>
-        </w:rPr>
       </w:r>
     </w:p>
     <w:p>
@@ -61,7 +54,33 @@
           <w:b w:val="0"/>
           <w:sz w:val="21"/>
         </w:rPr>
-        <w:t>1980년대 초 영국 런던의 밤을 수놓았던 뉴 로맨틱(New Romantic) 무브먼트의 절정을 기록한 스판다우 발레의 세 번째 정규작 《True》는, 신스팝의 차가운 질감을 벗겨내고 찬연한 소울의 온기를 덧입힌 불멸의 명반입니다. 바하마의 청량한 공기 속에서 빚어낸 감미로운 선율과 세련된 편곡은 당대 팝 음악이 도달할 수 있었던 가장 우아하고 탐미적인 순간을 여실히 증명합니다. 타이틀곡 'True'를 필두로 앨범 전체를 관통하는 서정성은 반세기에 가까운 세월이 흐른 지금까지도 듣는 이의 심장에 깊은 서정의 파문을 일으킵니다. 시대를 초월한 낭만주의의 미학적 정점을 보여주며, 팝 음악 애호가는 물론 클래식 애호가들에게도 깊은 감동을 선사하는 품격 높은 걸작입니다.</w:t>
+        <w:t>1980년대 초반, 런던의 클럽 문화를 수놓았던 뉴 로맨틱(New Romantic) 무브먼트의 화려한 열기가 차분하게 가라앉을 무렵, 스판다우 발레(Spandau Ballet)는 전자음악의 차가운 기계적 질감을 벗어던지고 지극히 인간적인 온기를 품은 음반 한 장을 세상에 내어놓았습니다. 바로 1983년 바하마의 컴패스 포인트 스튜디오에서 잉태된 세 번째 정규 앨범 *True*입니다. 이 음반은 신스팝의 말초적 자극에 매몰되어 가던 당대 영국 대중음악계에 고전적인 모타운 소울(Soul)과 지적인 재즈 감성을 주입하며, 이른바 ‘소피스티 팝(Sophisti-pop)’이라는 새로운 미학적 지평을 열어젖힌 기념비적인 분수령이 되었습니다.</w:t>
+      </w:r>
+    </w:p>
+    <w:p>
+      <w:pPr>
+        <w:spacing w:line="324" w:lineRule="auto" w:after="120"/>
+      </w:pPr>
+      <w:r>
+        <w:rPr w:rFonts="맑은 고딕">
+          <w:rFonts w:ascii="맑은 고딕" w:hAnsi="맑은 고딕" w:eastAsia="맑은 고딕"/>
+          <w:b w:val="0"/>
+          <w:sz w:val="21"/>
+        </w:rPr>
+        <w:t>기타리스트이자 메인 작곡가였던 게리 켐프(Gary Kemp)는 미국의 전설적인 소울 거장 마빈 게이(Marvin Gaye)의 유산에 깊은 경의를 표하며, 멜로디의 순수성과 정서적 울림에 온 영혼을 바쳤습니다. 여기에 토니 해들리(Tony Hadley)의 기품 넘치는 바리톤 보컬과 스티브 노먼(Steve Norman)의 애수 어린 색소폰 솔로가 절묘하게 얽혀 들어가며, 음반은 단순한 팝을 넘어 한 편의 유려한 서정시로 승화되었습니다. 이는 화려한 시각적 유행에 기대지 않고도 오직 음악적 진정성만으로 대중의 심금을 울릴 수 있다는 아티스트의 예술적 철학이 찬란하게 만개한 결과였습니다.</w:t>
+      </w:r>
+    </w:p>
+    <w:p>
+      <w:pPr>
+        <w:spacing w:line="324" w:lineRule="auto" w:after="120"/>
+      </w:pPr>
+      <w:r>
+        <w:rPr w:rFonts="맑은 고딕">
+          <w:rFonts w:ascii="맑은 고딕" w:hAnsi="맑은 고딕" w:eastAsia="맑은 고딕"/>
+          <w:b w:val="0"/>
+          <w:sz w:val="21"/>
+        </w:rPr>
+        <w:t>반세기에 가까운 세월이 흐른 오늘날, *True*가 우리에게 선사하는 감흥은 여전히 청명하고 아련합니다. 턴테이블의 바늘이 고요한 소리골을 스치는 순간 피어오르는 부드러운 일렉트릭 피아노와 나직한 코러스는, 번잡한 일상을 살아가는 현대인들을 단숨에 1980년대 낭만 가득했던 어느 여름밤의 해변으로 인도합니다. 도시의 세련된 서정과 황혼의 애수가 완벽한 균형을 이루는 이 걸작은, 유행의 풍화를 견뎌내고 영원히 빛나는 고전의 위엄이 무엇인지를 변함없이 웅변하고 있습니다.</w:t>
       </w:r>
     </w:p>
     <w:p>
@@ -168,7 +187,7 @@
           <w:b w:val="0"/>
           <w:sz w:val="21"/>
         </w:rPr>
-        <w:t>1983년 3월 크리설리스 레코드(Chrysalis Records)를 통해 발매되었으며, 전설적인 프로듀서 듀오 트레버 혼(Trevor Horn) 사단의 영향을 받은 토니 스웨인(Tony Swain)과 스티브 졸리(Steve Jolley)가 프로듀싱을 맡아 바하마 나소의 컴퍼스 포인트 스튜디오에서 정교하게 완성되었습니다.</w:t>
+        <w:t>1983년 3월 영국 크리설리스 레코드(Chrysalis Records)를 통해 발표된 스판다우 발레의 통산 세 번째 정규 앨범으로, 뉴 로맨틱의 기교를 넘어 정통 블루아이드 소울의 감성을 현대적 팝 감각으로 승화시킨 명작입니다.</w:t>
       </w:r>
     </w:p>
     <w:p>
@@ -199,7 +218,7 @@
           <w:b w:val="0"/>
           <w:sz w:val="21"/>
         </w:rPr>
-        <w:t>발매 직후 영국 앨범 차트(UK Albums Chart) 1위에 등극하였으며, 미국 빌보드 200 차트 19위에 오르며 전 세계적으로 수백만 장의 판매고를 기록, 밴드에게 세계적인 명성과 거대한 상업적 성공을 동시에 안겨주었습니다.</w:t>
+        <w:t>발매와 동시에 영국 UK 앨범 차트 1위를 석권하고 미국 빌보드 200 차트 19위에 오르는 등 세계적인 상업적 성공을 거두었으며, 영국 내 플래티넘 인증을 비롯해 전 세계 수백만 장의 판매고를 기록하며 밴드 역사상 최고의 전성기를 구가했습니다.</w:t>
       </w:r>
     </w:p>
     <w:p>
@@ -230,7 +249,7 @@
           <w:b w:val="0"/>
           <w:sz w:val="21"/>
         </w:rPr>
-        <w:t>1984년 브릿 어워즈(Brit Awards) 최우수 영국 그룹 부문 노미네이트 및 작곡가 게리 켐프(Gary Kemp)의 아이버 노벨로 어워즈(Ivor Novello Awards) 수상 등 당대 평단과 음악계의 최고 권위 기관들로부터 작품성과 대중성을 동시에 공인받았습니다.</w:t>
+        <w:t>1984년 영국 최고 권위의 브릿 어워드(BRIT Awards)에서 '소니 트로피(Sony Trophy for Technical Excellence)'를 수상하였으며, 타이틀곡 "True"는 미국 BMI 어워드에서 400만 회 이상 방송 재생 기록을 달성하여 세계 대중음악사에 굵직한 족적을 남겼습니다.</w:t>
       </w:r>
     </w:p>
     <w:p>
@@ -337,7 +356,7 @@
           <w:b w:val="0"/>
           <w:sz w:val="21"/>
         </w:rPr>
-        <w:t>5인조 팝/록 밴드 (토니 해들리, 게리 켐프, 마틴 켐프, 스티브 노먼, 존 키블)</w:t>
+        <w:t>5인조 팝/록 밴드</w:t>
       </w:r>
     </w:p>
     <w:p>
@@ -368,7 +387,7 @@
           <w:b w:val="0"/>
           <w:sz w:val="21"/>
         </w:rPr>
-        <w:t>런던의 전설적인 언더그라운드 클럽 '블리츠(Blitz)'에서 태동하여 80년대 뉴 로맨틱 사조를 이끈 대표 주자입니다. 작곡을 총괄한 게리 켐프의 탁월한 송라이팅과 토니 해들리의 호소력 짙고 기품 있는 보컬을 중심으로, 록과 펑크(Funk), 그리고 화이트 소울을 결합한 독창적인 음악 세계를 구축하며 제2차 브리티시 인베이전의 주역으로 팝 역사에 굵직한 족적을 남겼습니다.</w:t>
+        <w:t>런던 언더그라운드 클럽 신에서 뉴 로맨틱의 기수로 출발하여, 소울풀한 감수성과 정교한 악곡 구성으로 1980년대 '제2차 브리티시 인베이전'의 선봉에 섰던 전설적인 밴드입니다. 작곡가 게리 켐프의 탁월한 서정적 멜로디 메이킹과 보컬리스트 토니 해들리의 풍성하고 중후한 가창력은 당대 팝 씬에서 가장 세련되고 매혹적인 사운드를 창조해 냈습니다.</w:t>
       </w:r>
     </w:p>
     <w:p>
@@ -413,7 +432,7 @@
           <w:b w:val="0"/>
           <w:sz w:val="21"/>
         </w:rPr>
-        <w:t>초기의 날 선 포스트 펑크와 일렉트로닉 댄스 비트에서 완전히 탈피하여, 모타운과 필리 소울의 자양분을 현대적으로 재해석한 '소피스티팝(Sophisti-pop)'과 '블루아이드 소울(Blue-eyed Soul)'의 결정적 전환점이 된 음반입니다. 대중음악사적으로 신시사이저 사운드와 리얼 어쿠스틱 세션의 완벽한 조화를 이룩해 80년대 브리티시 팝의 미학적 표준을 격상시켰다는 평가를 받습니다.</w:t>
+        <w:t>본작은 펑크 록의 공격성과 신스팝의 차가움이 대립하던 80년대 초반, 클래식 소울의 우아한 어법을 팝 음악에 이식하여 '소피스티 팝'의 전형을 정립한 앨범입니다. 음악성과 대중성을 동시에 포용하며 영국 밴드가 미국 주류 팝 시장에서도 최고의 예술적 성취를 거둘 수 있음을 실증한 역사적 이정표로 평가받습니다.</w:t>
       </w:r>
     </w:p>
     <w:p>
@@ -444,7 +463,7 @@
           <w:b w:val="0"/>
           <w:sz w:val="21"/>
         </w:rPr>
-        <w:t>대처주의 시대의 사회적 긴장감 속에서 역설적으로 화려한 패션과 낭만을 통해 탈출구를 찾았던 80년대 초반 런던 청년들의 문화적 공기가 오롯이 서려 있습니다. 게리 켐프가 소울의 거장 마빈 게이(Marvin Gaye)에게 바치는 오마주이자 당대의 낭만적 열병을 담아낸 음악들은, 그 시절을 지나온 세대에게는 찬란했던 젊은 날의 노스탤지어를, 현대의 청자에게는 시대를 초월한 아날로그적 로망을 환기합니다.</w:t>
+        <w:t>1980년대 초 대처 총리 집권기의 냉랭한 사회적 분위기 속에서, 영국의 젊은 세대들은 우울한 현실을 잊게 해줄 낭만적 도피처를 열망했습니다. 스판다우 발레는 바하마의 이국적인 온기를 머금은 이 앨범을 통해 그 시절 청춘들에게 달콤한 휴식과 사랑의 환희를 선사했으며, 카세트테이프와 LP를 품에 안고 밤을 지새우던 세대들의 가장 찬란한 기억으로 남아 있습니다.</w:t>
       </w:r>
     </w:p>
     <w:p>
@@ -511,7 +530,7 @@
           <w:color w:val="1F2937"/>
           <w:sz w:val="21"/>
         </w:rPr>
-        <w:t xml:space="preserve">'True': </w:t>
+        <w:t xml:space="preserve">"True": </w:t>
       </w:r>
       <w:r>
         <w:rPr w:rFonts="맑은 고딕">
@@ -519,7 +538,7 @@
           <w:b w:val="0"/>
           <w:sz w:val="21"/>
         </w:rPr>
-        <w:t>마빈 게이를 향한 헌정이 담긴 곡으로, 감미로운 일렉트릭 피아노 리프와 토니 해들리의 풍성한 바리톤 보컬, 그리고 곡의 후반부를 아름답게 수놓는 스티브 노먼의 서정적인 테너 색소폰 솔로가 압도적인 여운을 남기는 불후의 발라드 명곡입니다.</w:t>
+        <w:t>마빈 게이에 대한 헌사와 블라디미르 나보코프의 소설에서 영감을 얻은 불후의 명곡으로, 유려한 기타 아르페지오와 스티브 노먼의 전설적인 테너 색소폰 솔로가 황홀경을 자아내는 타이틀 트랙입니다.</w:t>
       </w:r>
     </w:p>
     <w:p>
@@ -542,7 +561,7 @@
           <w:color w:val="1F2937"/>
           <w:sz w:val="21"/>
         </w:rPr>
-        <w:t xml:space="preserve">'Gold': </w:t>
+        <w:t xml:space="preserve">"Gold": </w:t>
       </w:r>
       <w:r>
         <w:rPr w:rFonts="맑은 고딕">
@@ -550,7 +569,7 @@
           <w:b w:val="0"/>
           <w:sz w:val="21"/>
         </w:rPr>
-        <w:t>웅장하고 드라마틱한 혼 섹션과 역동적인 리듬, 승리감에 찬 보컬 멜로디가 어우러져 뉴웨이브 팝의 가장 고양된 순간을 선사하는 찬가입니다.</w:t>
+        <w:t>웅장한 브라스 섹션과 박진감 넘치는 퍼커션, 그리고 토니 해들리의 당당하고 호소력 짙은 보컬이 인간 영혼의 불굴의 의지를 노래하는 드라마틱한 팝 앤섬(Anthem)입니다.</w:t>
       </w:r>
     </w:p>
     <w:p>
@@ -573,7 +592,7 @@
           <w:color w:val="1F2937"/>
           <w:sz w:val="21"/>
         </w:rPr>
-        <w:t xml:space="preserve">'Lifeline' &amp; 'Communication': </w:t>
+        <w:t xml:space="preserve">"Lifeline": </w:t>
       </w:r>
       <w:r>
         <w:rPr w:rFonts="맑은 고딕">
@@ -581,7 +600,7 @@
           <w:b w:val="0"/>
           <w:sz w:val="21"/>
         </w:rPr>
-        <w:t>흑인 음악의 유려한 그루브를 백인의 세련된 감각으로 체화한 펑키한 베이스라인과 어번 팝(Urban Pop)의 정수를 들려줍니다.</w:t>
+        <w:t>리드미컬한 베이스 라인과 훵키한 그루브가 절묘하게 어우러져, 밴드의 초기 뉴웨이브적 감각과 성숙한 팝 감수성의 완벽한 조화를 보여주는 수작입니다.</w:t>
       </w:r>
     </w:p>
     <w:p>
@@ -612,7 +631,7 @@
           <w:b w:val="0"/>
           <w:sz w:val="21"/>
         </w:rPr>
-        <w:t>현대의 정제된 디지털 음원에서는 결코 느낄 수 없는 바이닐(LP) 특유의 따뜻하고 두터운 중음역대가 진가를 발휘하는 음반입니다. 진공관 앰프를 통해 턴테이블의 바늘이 소리골을 지날 때, 포근하게 퍼져나가는 로즈(Rhodes) 건반의 울림과 공간을 부드럽게 채우는 아날로그 리버브, 그리고 숨결까지 전해지는 색소폰의 질감에 귀를 기울이시면 최상의 음악적 황홀경을 경험하실 수 있습니다.</w:t>
+        <w:t>LP 바이닐의 미세한 소리골 사이로 흐르는 풍성한 어쿠스틱 잔향은 디지털 음원으로는 결코 도달할 수 없는 아날로그만의 온도를 전달합니다. 특히 진공관 앰프를 통해 증폭된 따뜻한 배음은 토니 해들리의 벨벳 같은 보컬 결을 한층 더 생생하게 살려내며, 어두운 조명 아래 회전하는 턴테이블 위에서 흘러나오는 색소폰의 숨결은 리스닝 룸을 아련한 낭만으로 가득 채워줄 것입니다.</w:t>
       </w:r>
     </w:p>
     <w:p>
@@ -643,7 +662,7 @@
           <w:b w:val="0"/>
           <w:sz w:val="21"/>
         </w:rPr>
-        <w:t>80년대 뉴 로맨틱 음악의 영광과 브리티시 팝의 황금기를 단 한 장으로 증명하는 기념비적인 LP입니다. 데이비드 밴딧의 감각적인 오리지널 커버 아트워크와 더불어, 아날로그 녹음 전성기의 숨결이 고스란히 담긴 음향적 완성도 덕분에 모든 팝/클래식 바이닐 컬렉터의 서랍에 반드시 자리해야 할 필청 소장반입니다.</w:t>
+        <w:t>80년대 팝 음악의 황금기를 상징하는 역사적 가치뿐만 아니라, 아날로그 마스터링의 깊이 있는 다이내믹 레인지를 체감할 수 있는 오디오파일적 완성도를 겸비하고 있습니다. 시대를 초월하여 사랑받는 불멸의 멜로디와 품격 높은 재킷 아트는 정통 LP 컬렉터라면 반드시 서가에 갖추어야 할 필청의 소장품입니다.</w:t>
       </w:r>
     </w:p>
     <w:p>
@@ -657,7 +676,7 @@
           <w:color w:val="4338CA"/>
           <w:sz w:val="21"/>
         </w:rPr>
-        <w:t>이 음반을 통해 아날로그 바늘 끝에서 피어나는 찬란한 80년대의 낭만과 우수가 전해주는 감동을 다시 한번 경험해 보시는 것은 어떨까요?</w:t>
+        <w:t>이 음반을 통해 1980년대 가장 순수하고 우아했던 시절의 낭만이 아날로그 선율을 타고 전해주는 감동을 다시 한번 경험해 보시는 것은 어떨까요?</w:t>
       </w:r>
     </w:p>
     <w:sectPr>
